--- a/Azure/Prepration/Monitor.docx
+++ b/Azure/Prepration/Monitor.docx
@@ -2840,6 +2840,9 @@
           <w:ilvl w:val="0"/>
           <w:numId w:val="1"/>
         </w:numPr>
+        <w:pBdr>
+          <w:bottom w:val="single" w:sz="6" w:space="1" w:color="auto"/>
+        </w:pBdr>
       </w:pPr>
       <w:r>
         <w:rPr>
@@ -2850,6 +2853,734 @@
       </w:r>
       <w:r>
         <w:t>: Tells you that your App Service CPU usage is 90%, memory is spiking, or your VM in the backend is down.</w:t>
+      </w:r>
+    </w:p>
+    <w:p>
+      <w:r>
+        <w:drawing>
+          <wp:inline distT="0" distB="0" distL="0" distR="0" wp14:anchorId="32000EA0" wp14:editId="473DCDF1">
+            <wp:extent cx="4686541" cy="2216264"/>
+            <wp:effectExtent l="0" t="0" r="0" b="0"/>
+            <wp:docPr id="9295607" name="Picture 1"/>
+            <wp:cNvGraphicFramePr>
+              <a:graphicFrameLocks xmlns:a="http://schemas.openxmlformats.org/drawingml/2006/main" noChangeAspect="1"/>
+            </wp:cNvGraphicFramePr>
+            <a:graphic xmlns:a="http://schemas.openxmlformats.org/drawingml/2006/main">
+              <a:graphicData uri="http://schemas.openxmlformats.org/drawingml/2006/picture">
+                <pic:pic xmlns:pic="http://schemas.openxmlformats.org/drawingml/2006/picture">
+                  <pic:nvPicPr>
+                    <pic:cNvPr id="9295607" name=""/>
+                    <pic:cNvPicPr/>
+                  </pic:nvPicPr>
+                  <pic:blipFill>
+                    <a:blip r:embed="rId43"/>
+                    <a:stretch>
+                      <a:fillRect/>
+                    </a:stretch>
+                  </pic:blipFill>
+                  <pic:spPr>
+                    <a:xfrm>
+                      <a:off x="0" y="0"/>
+                      <a:ext cx="4686541" cy="2216264"/>
+                    </a:xfrm>
+                    <a:prstGeom prst="rect">
+                      <a:avLst/>
+                    </a:prstGeom>
+                  </pic:spPr>
+                </pic:pic>
+              </a:graphicData>
+            </a:graphic>
+          </wp:inline>
+        </w:drawing>
+      </w:r>
+    </w:p>
+    <w:p>
+      <w:r>
+        <w:lastRenderedPageBreak/>
+        <w:drawing>
+          <wp:inline distT="0" distB="0" distL="0" distR="0" wp14:anchorId="6D4E81A1" wp14:editId="77CFDCCB">
+            <wp:extent cx="4819898" cy="3733992"/>
+            <wp:effectExtent l="0" t="0" r="0" b="0"/>
+            <wp:docPr id="1960341190" name="Picture 1"/>
+            <wp:cNvGraphicFramePr>
+              <a:graphicFrameLocks xmlns:a="http://schemas.openxmlformats.org/drawingml/2006/main" noChangeAspect="1"/>
+            </wp:cNvGraphicFramePr>
+            <a:graphic xmlns:a="http://schemas.openxmlformats.org/drawingml/2006/main">
+              <a:graphicData uri="http://schemas.openxmlformats.org/drawingml/2006/picture">
+                <pic:pic xmlns:pic="http://schemas.openxmlformats.org/drawingml/2006/picture">
+                  <pic:nvPicPr>
+                    <pic:cNvPr id="1960341190" name=""/>
+                    <pic:cNvPicPr/>
+                  </pic:nvPicPr>
+                  <pic:blipFill>
+                    <a:blip r:embed="rId44"/>
+                    <a:stretch>
+                      <a:fillRect/>
+                    </a:stretch>
+                  </pic:blipFill>
+                  <pic:spPr>
+                    <a:xfrm>
+                      <a:off x="0" y="0"/>
+                      <a:ext cx="4819898" cy="3733992"/>
+                    </a:xfrm>
+                    <a:prstGeom prst="rect">
+                      <a:avLst/>
+                    </a:prstGeom>
+                  </pic:spPr>
+                </pic:pic>
+              </a:graphicData>
+            </a:graphic>
+          </wp:inline>
+        </w:drawing>
+      </w:r>
+    </w:p>
+    <w:p>
+      <w:r>
+        <w:drawing>
+          <wp:inline distT="0" distB="0" distL="0" distR="0" wp14:anchorId="41384C76" wp14:editId="27DA10ED">
+            <wp:extent cx="4705592" cy="4521432"/>
+            <wp:effectExtent l="0" t="0" r="0" b="0"/>
+            <wp:docPr id="1760029494" name="Picture 1"/>
+            <wp:cNvGraphicFramePr>
+              <a:graphicFrameLocks xmlns:a="http://schemas.openxmlformats.org/drawingml/2006/main" noChangeAspect="1"/>
+            </wp:cNvGraphicFramePr>
+            <a:graphic xmlns:a="http://schemas.openxmlformats.org/drawingml/2006/main">
+              <a:graphicData uri="http://schemas.openxmlformats.org/drawingml/2006/picture">
+                <pic:pic xmlns:pic="http://schemas.openxmlformats.org/drawingml/2006/picture">
+                  <pic:nvPicPr>
+                    <pic:cNvPr id="1760029494" name=""/>
+                    <pic:cNvPicPr/>
+                  </pic:nvPicPr>
+                  <pic:blipFill>
+                    <a:blip r:embed="rId45"/>
+                    <a:stretch>
+                      <a:fillRect/>
+                    </a:stretch>
+                  </pic:blipFill>
+                  <pic:spPr>
+                    <a:xfrm>
+                      <a:off x="0" y="0"/>
+                      <a:ext cx="4705592" cy="4521432"/>
+                    </a:xfrm>
+                    <a:prstGeom prst="rect">
+                      <a:avLst/>
+                    </a:prstGeom>
+                  </pic:spPr>
+                </pic:pic>
+              </a:graphicData>
+            </a:graphic>
+          </wp:inline>
+        </w:drawing>
+      </w:r>
+    </w:p>
+    <w:p>
+      <w:r>
+        <w:lastRenderedPageBreak/>
+        <w:drawing>
+          <wp:inline distT="0" distB="0" distL="0" distR="0" wp14:anchorId="575D09DA" wp14:editId="274FDC2B">
+            <wp:extent cx="4807197" cy="3264068"/>
+            <wp:effectExtent l="0" t="0" r="0" b="0"/>
+            <wp:docPr id="1102080086" name="Picture 1"/>
+            <wp:cNvGraphicFramePr>
+              <a:graphicFrameLocks xmlns:a="http://schemas.openxmlformats.org/drawingml/2006/main" noChangeAspect="1"/>
+            </wp:cNvGraphicFramePr>
+            <a:graphic xmlns:a="http://schemas.openxmlformats.org/drawingml/2006/main">
+              <a:graphicData uri="http://schemas.openxmlformats.org/drawingml/2006/picture">
+                <pic:pic xmlns:pic="http://schemas.openxmlformats.org/drawingml/2006/picture">
+                  <pic:nvPicPr>
+                    <pic:cNvPr id="1102080086" name=""/>
+                    <pic:cNvPicPr/>
+                  </pic:nvPicPr>
+                  <pic:blipFill>
+                    <a:blip r:embed="rId46"/>
+                    <a:stretch>
+                      <a:fillRect/>
+                    </a:stretch>
+                  </pic:blipFill>
+                  <pic:spPr>
+                    <a:xfrm>
+                      <a:off x="0" y="0"/>
+                      <a:ext cx="4807197" cy="3264068"/>
+                    </a:xfrm>
+                    <a:prstGeom prst="rect">
+                      <a:avLst/>
+                    </a:prstGeom>
+                  </pic:spPr>
+                </pic:pic>
+              </a:graphicData>
+            </a:graphic>
+          </wp:inline>
+        </w:drawing>
+      </w:r>
+    </w:p>
+    <w:p>
+      <w:r>
+        <w:drawing>
+          <wp:inline distT="0" distB="0" distL="0" distR="0" wp14:anchorId="24A75DDD" wp14:editId="43C8AE78">
+            <wp:extent cx="4788146" cy="4464279"/>
+            <wp:effectExtent l="0" t="0" r="0" b="0"/>
+            <wp:docPr id="703901147" name="Picture 1"/>
+            <wp:cNvGraphicFramePr>
+              <a:graphicFrameLocks xmlns:a="http://schemas.openxmlformats.org/drawingml/2006/main" noChangeAspect="1"/>
+            </wp:cNvGraphicFramePr>
+            <a:graphic xmlns:a="http://schemas.openxmlformats.org/drawingml/2006/main">
+              <a:graphicData uri="http://schemas.openxmlformats.org/drawingml/2006/picture">
+                <pic:pic xmlns:pic="http://schemas.openxmlformats.org/drawingml/2006/picture">
+                  <pic:nvPicPr>
+                    <pic:cNvPr id="703901147" name=""/>
+                    <pic:cNvPicPr/>
+                  </pic:nvPicPr>
+                  <pic:blipFill>
+                    <a:blip r:embed="rId47"/>
+                    <a:stretch>
+                      <a:fillRect/>
+                    </a:stretch>
+                  </pic:blipFill>
+                  <pic:spPr>
+                    <a:xfrm>
+                      <a:off x="0" y="0"/>
+                      <a:ext cx="4788146" cy="4464279"/>
+                    </a:xfrm>
+                    <a:prstGeom prst="rect">
+                      <a:avLst/>
+                    </a:prstGeom>
+                  </pic:spPr>
+                </pic:pic>
+              </a:graphicData>
+            </a:graphic>
+          </wp:inline>
+        </w:drawing>
+      </w:r>
+    </w:p>
+    <w:p>
+      <w:r>
+        <w:drawing>
+          <wp:inline distT="0" distB="0" distL="0" distR="0" wp14:anchorId="259B8B1D" wp14:editId="5B34A5AF">
+            <wp:extent cx="4311872" cy="571529"/>
+            <wp:effectExtent l="0" t="0" r="0" b="0"/>
+            <wp:docPr id="1570053726" name="Picture 1"/>
+            <wp:cNvGraphicFramePr>
+              <a:graphicFrameLocks xmlns:a="http://schemas.openxmlformats.org/drawingml/2006/main" noChangeAspect="1"/>
+            </wp:cNvGraphicFramePr>
+            <a:graphic xmlns:a="http://schemas.openxmlformats.org/drawingml/2006/main">
+              <a:graphicData uri="http://schemas.openxmlformats.org/drawingml/2006/picture">
+                <pic:pic xmlns:pic="http://schemas.openxmlformats.org/drawingml/2006/picture">
+                  <pic:nvPicPr>
+                    <pic:cNvPr id="1570053726" name=""/>
+                    <pic:cNvPicPr/>
+                  </pic:nvPicPr>
+                  <pic:blipFill>
+                    <a:blip r:embed="rId48"/>
+                    <a:stretch>
+                      <a:fillRect/>
+                    </a:stretch>
+                  </pic:blipFill>
+                  <pic:spPr>
+                    <a:xfrm>
+                      <a:off x="0" y="0"/>
+                      <a:ext cx="4311872" cy="571529"/>
+                    </a:xfrm>
+                    <a:prstGeom prst="rect">
+                      <a:avLst/>
+                    </a:prstGeom>
+                  </pic:spPr>
+                </pic:pic>
+              </a:graphicData>
+            </a:graphic>
+          </wp:inline>
+        </w:drawing>
+      </w:r>
+    </w:p>
+    <w:p>
+      <w:pPr>
+        <w:rPr>
+          <w:b/>
+          <w:bCs/>
+        </w:rPr>
+      </w:pPr>
+      <w:r>
+        <w:rPr>
+          <w:rFonts w:ascii="Segoe UI Emoji" w:hAnsi="Segoe UI Emoji" w:cs="Segoe UI Emoji"/>
+          <w:b/>
+          <w:bCs/>
+        </w:rPr>
+        <w:t>🔹</w:t>
+      </w:r>
+      <w:r>
+        <w:rPr>
+          <w:b/>
+          <w:bCs/>
+        </w:rPr>
+        <w:t xml:space="preserve"> Reality </w:t>
+      </w:r>
+      <w:proofErr w:type="spellStart"/>
+      <w:r>
+        <w:rPr>
+          <w:b/>
+          <w:bCs/>
+        </w:rPr>
+        <w:t>samajh</w:t>
+      </w:r>
+      <w:proofErr w:type="spellEnd"/>
+      <w:r>
+        <w:rPr>
+          <w:b/>
+          <w:bCs/>
+        </w:rPr>
+        <w:t xml:space="preserve"> lo</w:t>
+      </w:r>
+    </w:p>
+    <w:p>
+      <w:r>
+        <w:rPr>
+          <w:rFonts w:ascii="Segoe UI Emoji" w:hAnsi="Segoe UI Emoji" w:cs="Segoe UI Emoji"/>
+        </w:rPr>
+        <w:lastRenderedPageBreak/>
+        <w:t>👉</w:t>
+      </w:r>
+      <w:r>
+        <w:t xml:space="preserve"> Azure Monitor </w:t>
+      </w:r>
+      <w:proofErr w:type="spellStart"/>
+      <w:r>
+        <w:rPr>
+          <w:b/>
+          <w:bCs/>
+        </w:rPr>
+        <w:t>alag</w:t>
+      </w:r>
+      <w:proofErr w:type="spellEnd"/>
+      <w:r>
+        <w:rPr>
+          <w:b/>
+          <w:bCs/>
+        </w:rPr>
+        <w:t xml:space="preserve"> se create </w:t>
+      </w:r>
+      <w:proofErr w:type="spellStart"/>
+      <w:r>
+        <w:rPr>
+          <w:b/>
+          <w:bCs/>
+        </w:rPr>
+        <w:t>nahi</w:t>
+      </w:r>
+      <w:proofErr w:type="spellEnd"/>
+      <w:r>
+        <w:rPr>
+          <w:b/>
+          <w:bCs/>
+        </w:rPr>
+        <w:t xml:space="preserve"> </w:t>
+      </w:r>
+      <w:proofErr w:type="spellStart"/>
+      <w:r>
+        <w:rPr>
+          <w:b/>
+          <w:bCs/>
+        </w:rPr>
+        <w:t>hota</w:t>
+      </w:r>
+      <w:proofErr w:type="spellEnd"/>
+    </w:p>
+    <w:p>
+      <w:pPr>
+        <w:numPr>
+          <w:ilvl w:val="0"/>
+          <w:numId w:val="11"/>
+        </w:numPr>
+      </w:pPr>
+      <w:r>
+        <w:t xml:space="preserve">Ye </w:t>
+      </w:r>
+      <w:r>
+        <w:rPr>
+          <w:b/>
+          <w:bCs/>
+        </w:rPr>
+        <w:t xml:space="preserve">by default Azure me built-in </w:t>
+      </w:r>
+      <w:proofErr w:type="spellStart"/>
+      <w:r>
+        <w:rPr>
+          <w:b/>
+          <w:bCs/>
+        </w:rPr>
+        <w:t>hota</w:t>
+      </w:r>
+      <w:proofErr w:type="spellEnd"/>
+      <w:r>
+        <w:rPr>
+          <w:b/>
+          <w:bCs/>
+        </w:rPr>
+        <w:t xml:space="preserve"> </w:t>
+      </w:r>
+      <w:proofErr w:type="spellStart"/>
+      <w:r>
+        <w:rPr>
+          <w:b/>
+          <w:bCs/>
+        </w:rPr>
+        <w:t>hai</w:t>
+      </w:r>
+      <w:proofErr w:type="spellEnd"/>
+      <w:r>
+        <w:t xml:space="preserve"> </w:t>
+      </w:r>
+    </w:p>
+    <w:p>
+      <w:r>
+        <w:pict w14:anchorId="400D3DB5">
+          <v:rect id="_x0000_i1060" style="width:0;height:1.5pt" o:hralign="center" o:hrstd="t" o:hr="t" fillcolor="#a0a0a0" stroked="f"/>
+        </w:pict>
+      </w:r>
+    </w:p>
+    <w:p>
+      <w:pPr>
+        <w:rPr>
+          <w:b/>
+          <w:bCs/>
+        </w:rPr>
+      </w:pPr>
+      <w:r>
+        <w:rPr>
+          <w:rFonts w:ascii="Segoe UI Emoji" w:hAnsi="Segoe UI Emoji" w:cs="Segoe UI Emoji"/>
+          <w:b/>
+          <w:bCs/>
+        </w:rPr>
+        <w:t>🔹</w:t>
+      </w:r>
+      <w:r>
+        <w:rPr>
+          <w:b/>
+          <w:bCs/>
+        </w:rPr>
+        <w:t xml:space="preserve"> </w:t>
+      </w:r>
+      <w:proofErr w:type="spellStart"/>
+      <w:r>
+        <w:rPr>
+          <w:b/>
+          <w:bCs/>
+        </w:rPr>
+        <w:t>Tumne</w:t>
+      </w:r>
+      <w:proofErr w:type="spellEnd"/>
+      <w:r>
+        <w:rPr>
+          <w:b/>
+          <w:bCs/>
+        </w:rPr>
+        <w:t xml:space="preserve"> </w:t>
+      </w:r>
+      <w:proofErr w:type="spellStart"/>
+      <w:r>
+        <w:rPr>
+          <w:b/>
+          <w:bCs/>
+        </w:rPr>
+        <w:t>kya</w:t>
+      </w:r>
+      <w:proofErr w:type="spellEnd"/>
+      <w:r>
+        <w:rPr>
+          <w:b/>
+          <w:bCs/>
+        </w:rPr>
+        <w:t xml:space="preserve"> </w:t>
+      </w:r>
+      <w:proofErr w:type="spellStart"/>
+      <w:r>
+        <w:rPr>
+          <w:b/>
+          <w:bCs/>
+        </w:rPr>
+        <w:t>banaya</w:t>
+      </w:r>
+      <w:proofErr w:type="spellEnd"/>
+    </w:p>
+    <w:p>
+      <w:pPr>
+        <w:numPr>
+          <w:ilvl w:val="0"/>
+          <w:numId w:val="12"/>
+        </w:numPr>
+      </w:pPr>
+      <w:r>
+        <w:t xml:space="preserve">Log Analytics Workspace </w:t>
+      </w:r>
+      <w:r>
+        <w:rPr>
+          <w:rFonts w:ascii="Segoe UI Emoji" w:hAnsi="Segoe UI Emoji" w:cs="Segoe UI Emoji"/>
+        </w:rPr>
+        <w:t>✅</w:t>
+      </w:r>
+      <w:r>
+        <w:t xml:space="preserve"> </w:t>
+      </w:r>
+    </w:p>
+    <w:p>
+      <w:pPr>
+        <w:numPr>
+          <w:ilvl w:val="0"/>
+          <w:numId w:val="12"/>
+        </w:numPr>
+      </w:pPr>
+      <w:r>
+        <w:t xml:space="preserve">Application Insights </w:t>
+      </w:r>
+      <w:r>
+        <w:rPr>
+          <w:rFonts w:ascii="Segoe UI Emoji" w:hAnsi="Segoe UI Emoji" w:cs="Segoe UI Emoji"/>
+        </w:rPr>
+        <w:t>✅</w:t>
+      </w:r>
+      <w:r>
+        <w:t xml:space="preserve"> </w:t>
+      </w:r>
+    </w:p>
+    <w:p>
+      <w:r>
+        <w:rPr>
+          <w:rFonts w:ascii="Segoe UI Emoji" w:hAnsi="Segoe UI Emoji" w:cs="Segoe UI Emoji"/>
+        </w:rPr>
+        <w:t>👉</w:t>
+      </w:r>
+      <w:r>
+        <w:t xml:space="preserve"> Ye </w:t>
+      </w:r>
+      <w:proofErr w:type="spellStart"/>
+      <w:r>
+        <w:t>dono</w:t>
+      </w:r>
+      <w:proofErr w:type="spellEnd"/>
+      <w:r>
+        <w:t xml:space="preserve"> hi </w:t>
+      </w:r>
+      <w:r>
+        <w:rPr>
+          <w:b/>
+          <w:bCs/>
+        </w:rPr>
+        <w:t xml:space="preserve">Azure Monitor </w:t>
+      </w:r>
+      <w:proofErr w:type="spellStart"/>
+      <w:r>
+        <w:rPr>
+          <w:b/>
+          <w:bCs/>
+        </w:rPr>
+        <w:t>ke</w:t>
+      </w:r>
+      <w:proofErr w:type="spellEnd"/>
+      <w:r>
+        <w:rPr>
+          <w:b/>
+          <w:bCs/>
+        </w:rPr>
+        <w:t xml:space="preserve"> components</w:t>
+      </w:r>
+      <w:r>
+        <w:t xml:space="preserve"> hain</w:t>
+      </w:r>
+    </w:p>
+    <w:p>
+      <w:r>
+        <w:pict w14:anchorId="57051182">
+          <v:rect id="_x0000_i1061" style="width:0;height:1.5pt" o:hralign="center" o:hrstd="t" o:hr="t" fillcolor="#a0a0a0" stroked="f"/>
+        </w:pict>
+      </w:r>
+    </w:p>
+    <w:p>
+      <w:pPr>
+        <w:rPr>
+          <w:b/>
+          <w:bCs/>
+        </w:rPr>
+      </w:pPr>
+      <w:r>
+        <w:rPr>
+          <w:rFonts w:ascii="Segoe UI Emoji" w:hAnsi="Segoe UI Emoji" w:cs="Segoe UI Emoji"/>
+          <w:b/>
+          <w:bCs/>
+        </w:rPr>
+        <w:t>🔹</w:t>
+      </w:r>
+      <w:r>
+        <w:rPr>
+          <w:b/>
+          <w:bCs/>
+        </w:rPr>
+        <w:t xml:space="preserve"> Simple </w:t>
+      </w:r>
+      <w:proofErr w:type="spellStart"/>
+      <w:r>
+        <w:rPr>
+          <w:b/>
+          <w:bCs/>
+        </w:rPr>
+        <w:t>samajh</w:t>
+      </w:r>
+      <w:proofErr w:type="spellEnd"/>
+    </w:p>
+    <w:p>
+      <w:r>
+        <w:rPr>
+          <w:rFonts w:ascii="Segoe UI Emoji" w:hAnsi="Segoe UI Emoji" w:cs="Segoe UI Emoji"/>
+        </w:rPr>
+        <w:t>👉</w:t>
+      </w:r>
+      <w:r>
+        <w:t xml:space="preserve"> Azure Monitor = platform</w:t>
+      </w:r>
+      <w:r>
+        <w:br/>
+      </w:r>
+      <w:r>
+        <w:rPr>
+          <w:rFonts w:ascii="Segoe UI Emoji" w:hAnsi="Segoe UI Emoji" w:cs="Segoe UI Emoji"/>
+        </w:rPr>
+        <w:t>👉</w:t>
+      </w:r>
+      <w:r>
+        <w:t xml:space="preserve"> LAW + App Insights = </w:t>
+      </w:r>
+      <w:proofErr w:type="spellStart"/>
+      <w:r>
+        <w:t>uske</w:t>
+      </w:r>
+      <w:proofErr w:type="spellEnd"/>
+      <w:r>
+        <w:t xml:space="preserve"> tools</w:t>
+      </w:r>
+    </w:p>
+    <w:p>
+      <w:r>
+        <w:pict w14:anchorId="787D9060">
+          <v:rect id="_x0000_i1062" style="width:0;height:1.5pt" o:hralign="center" o:hrstd="t" o:hr="t" fillcolor="#a0a0a0" stroked="f"/>
+        </w:pict>
+      </w:r>
+    </w:p>
+    <w:p>
+      <w:pPr>
+        <w:rPr>
+          <w:b/>
+          <w:bCs/>
+        </w:rPr>
+      </w:pPr>
+      <w:r>
+        <w:rPr>
+          <w:rFonts w:ascii="Segoe UI Emoji" w:hAnsi="Segoe UI Emoji" w:cs="Segoe UI Emoji"/>
+          <w:b/>
+          <w:bCs/>
+        </w:rPr>
+        <w:t>🔹</w:t>
+      </w:r>
+      <w:r>
+        <w:rPr>
+          <w:b/>
+          <w:bCs/>
+        </w:rPr>
+        <w:t xml:space="preserve"> Example</w:t>
+      </w:r>
+    </w:p>
+    <w:p>
+      <w:pPr>
+        <w:numPr>
+          <w:ilvl w:val="0"/>
+          <w:numId w:val="13"/>
+        </w:numPr>
+      </w:pPr>
+      <w:r>
+        <w:t xml:space="preserve">VM logs → LAW </w:t>
+      </w:r>
+    </w:p>
+    <w:p>
+      <w:pPr>
+        <w:numPr>
+          <w:ilvl w:val="0"/>
+          <w:numId w:val="13"/>
+        </w:numPr>
+      </w:pPr>
+      <w:r>
+        <w:t>App performance → App Insights</w:t>
+      </w:r>
+      <w:r>
+        <w:br/>
+      </w:r>
+      <w:r>
+        <w:rPr>
+          <w:rFonts w:ascii="Segoe UI Emoji" w:hAnsi="Segoe UI Emoji" w:cs="Segoe UI Emoji"/>
+        </w:rPr>
+        <w:t>👉</w:t>
+      </w:r>
+      <w:r>
+        <w:t xml:space="preserve"> Dono Azure Monitor </w:t>
+      </w:r>
+      <w:proofErr w:type="spellStart"/>
+      <w:r>
+        <w:t>ke</w:t>
+      </w:r>
+      <w:proofErr w:type="spellEnd"/>
+      <w:r>
+        <w:t xml:space="preserve"> through hi visible </w:t>
+      </w:r>
+      <w:proofErr w:type="spellStart"/>
+      <w:r>
+        <w:t>hote</w:t>
+      </w:r>
+      <w:proofErr w:type="spellEnd"/>
+      <w:r>
+        <w:t xml:space="preserve"> hain </w:t>
+      </w:r>
+    </w:p>
+    <w:p>
+      <w:r>
+        <w:pict w14:anchorId="04189F26">
+          <v:rect id="_x0000_i1063" style="width:0;height:1.5pt" o:hralign="center" o:hrstd="t" o:hr="t" fillcolor="#a0a0a0" stroked="f"/>
+        </w:pict>
+      </w:r>
+    </w:p>
+    <w:p>
+      <w:pPr>
+        <w:rPr>
+          <w:b/>
+          <w:bCs/>
+        </w:rPr>
+      </w:pPr>
+      <w:r>
+        <w:rPr>
+          <w:rFonts w:ascii="Segoe UI Emoji" w:hAnsi="Segoe UI Emoji" w:cs="Segoe UI Emoji"/>
+          <w:b/>
+          <w:bCs/>
+        </w:rPr>
+        <w:t>🔥</w:t>
+      </w:r>
+      <w:r>
+        <w:rPr>
+          <w:b/>
+          <w:bCs/>
+        </w:rPr>
+        <w:t xml:space="preserve"> Interview one-liner</w:t>
+      </w:r>
+    </w:p>
+    <w:p>
+      <w:r>
+        <w:rPr>
+          <w:rFonts w:ascii="Segoe UI Emoji" w:hAnsi="Segoe UI Emoji" w:cs="Segoe UI Emoji"/>
+        </w:rPr>
+        <w:t>👉</w:t>
+      </w:r>
+      <w:r>
+        <w:t xml:space="preserve"> </w:t>
+      </w:r>
+      <w:r>
+        <w:rPr>
+          <w:i/>
+          <w:iCs/>
+        </w:rPr>
+        <w:t>“Azure Monitor is a platform service and doesn’t require explicit creation; services like Log Analytics Workspace and Application Insights are created under it.”</w:t>
       </w:r>
     </w:p>
     <w:p/>
@@ -3164,6 +3895,155 @@
     </w:lvl>
   </w:abstractNum>
   <w:abstractNum w:abstractNumId="2" w15:restartNumberingAfterBreak="0">
+    <w:nsid w:val="319C6C33"/>
+    <w:multiLevelType w:val="multilevel"/>
+    <w:tmpl w:val="6B54DC54"/>
+    <w:lvl w:ilvl="0">
+      <w:start w:val="1"/>
+      <w:numFmt w:val="bullet"/>
+      <w:lvlText w:val=""/>
+      <w:lvlJc w:val="left"/>
+      <w:pPr>
+        <w:tabs>
+          <w:tab w:val="num" w:pos="720"/>
+        </w:tabs>
+        <w:ind w:left="720" w:hanging="360"/>
+      </w:pPr>
+      <w:rPr>
+        <w:rFonts w:ascii="Symbol" w:hAnsi="Symbol" w:hint="default"/>
+        <w:sz w:val="20"/>
+      </w:rPr>
+    </w:lvl>
+    <w:lvl w:ilvl="1" w:tentative="1">
+      <w:start w:val="1"/>
+      <w:numFmt w:val="bullet"/>
+      <w:lvlText w:val="o"/>
+      <w:lvlJc w:val="left"/>
+      <w:pPr>
+        <w:tabs>
+          <w:tab w:val="num" w:pos="1440"/>
+        </w:tabs>
+        <w:ind w:left="1440" w:hanging="360"/>
+      </w:pPr>
+      <w:rPr>
+        <w:rFonts w:ascii="Courier New" w:hAnsi="Courier New" w:hint="default"/>
+        <w:sz w:val="20"/>
+      </w:rPr>
+    </w:lvl>
+    <w:lvl w:ilvl="2" w:tentative="1">
+      <w:start w:val="1"/>
+      <w:numFmt w:val="bullet"/>
+      <w:lvlText w:val=""/>
+      <w:lvlJc w:val="left"/>
+      <w:pPr>
+        <w:tabs>
+          <w:tab w:val="num" w:pos="2160"/>
+        </w:tabs>
+        <w:ind w:left="2160" w:hanging="360"/>
+      </w:pPr>
+      <w:rPr>
+        <w:rFonts w:ascii="Wingdings" w:hAnsi="Wingdings" w:hint="default"/>
+        <w:sz w:val="20"/>
+      </w:rPr>
+    </w:lvl>
+    <w:lvl w:ilvl="3" w:tentative="1">
+      <w:start w:val="1"/>
+      <w:numFmt w:val="bullet"/>
+      <w:lvlText w:val=""/>
+      <w:lvlJc w:val="left"/>
+      <w:pPr>
+        <w:tabs>
+          <w:tab w:val="num" w:pos="2880"/>
+        </w:tabs>
+        <w:ind w:left="2880" w:hanging="360"/>
+      </w:pPr>
+      <w:rPr>
+        <w:rFonts w:ascii="Wingdings" w:hAnsi="Wingdings" w:hint="default"/>
+        <w:sz w:val="20"/>
+      </w:rPr>
+    </w:lvl>
+    <w:lvl w:ilvl="4" w:tentative="1">
+      <w:start w:val="1"/>
+      <w:numFmt w:val="bullet"/>
+      <w:lvlText w:val=""/>
+      <w:lvlJc w:val="left"/>
+      <w:pPr>
+        <w:tabs>
+          <w:tab w:val="num" w:pos="3600"/>
+        </w:tabs>
+        <w:ind w:left="3600" w:hanging="360"/>
+      </w:pPr>
+      <w:rPr>
+        <w:rFonts w:ascii="Wingdings" w:hAnsi="Wingdings" w:hint="default"/>
+        <w:sz w:val="20"/>
+      </w:rPr>
+    </w:lvl>
+    <w:lvl w:ilvl="5" w:tentative="1">
+      <w:start w:val="1"/>
+      <w:numFmt w:val="bullet"/>
+      <w:lvlText w:val=""/>
+      <w:lvlJc w:val="left"/>
+      <w:pPr>
+        <w:tabs>
+          <w:tab w:val="num" w:pos="4320"/>
+        </w:tabs>
+        <w:ind w:left="4320" w:hanging="360"/>
+      </w:pPr>
+      <w:rPr>
+        <w:rFonts w:ascii="Wingdings" w:hAnsi="Wingdings" w:hint="default"/>
+        <w:sz w:val="20"/>
+      </w:rPr>
+    </w:lvl>
+    <w:lvl w:ilvl="6" w:tentative="1">
+      <w:start w:val="1"/>
+      <w:numFmt w:val="bullet"/>
+      <w:lvlText w:val=""/>
+      <w:lvlJc w:val="left"/>
+      <w:pPr>
+        <w:tabs>
+          <w:tab w:val="num" w:pos="5040"/>
+        </w:tabs>
+        <w:ind w:left="5040" w:hanging="360"/>
+      </w:pPr>
+      <w:rPr>
+        <w:rFonts w:ascii="Wingdings" w:hAnsi="Wingdings" w:hint="default"/>
+        <w:sz w:val="20"/>
+      </w:rPr>
+    </w:lvl>
+    <w:lvl w:ilvl="7" w:tentative="1">
+      <w:start w:val="1"/>
+      <w:numFmt w:val="bullet"/>
+      <w:lvlText w:val=""/>
+      <w:lvlJc w:val="left"/>
+      <w:pPr>
+        <w:tabs>
+          <w:tab w:val="num" w:pos="5760"/>
+        </w:tabs>
+        <w:ind w:left="5760" w:hanging="360"/>
+      </w:pPr>
+      <w:rPr>
+        <w:rFonts w:ascii="Wingdings" w:hAnsi="Wingdings" w:hint="default"/>
+        <w:sz w:val="20"/>
+      </w:rPr>
+    </w:lvl>
+    <w:lvl w:ilvl="8" w:tentative="1">
+      <w:start w:val="1"/>
+      <w:numFmt w:val="bullet"/>
+      <w:lvlText w:val=""/>
+      <w:lvlJc w:val="left"/>
+      <w:pPr>
+        <w:tabs>
+          <w:tab w:val="num" w:pos="6480"/>
+        </w:tabs>
+        <w:ind w:left="6480" w:hanging="360"/>
+      </w:pPr>
+      <w:rPr>
+        <w:rFonts w:ascii="Wingdings" w:hAnsi="Wingdings" w:hint="default"/>
+        <w:sz w:val="20"/>
+      </w:rPr>
+    </w:lvl>
+  </w:abstractNum>
+  <w:abstractNum w:abstractNumId="3" w15:restartNumberingAfterBreak="0">
     <w:nsid w:val="32232BC9"/>
     <w:multiLevelType w:val="multilevel"/>
     <w:tmpl w:val="1818ACF8"/>
@@ -3312,7 +4192,7 @@
       </w:rPr>
     </w:lvl>
   </w:abstractNum>
-  <w:abstractNum w:abstractNumId="3" w15:restartNumberingAfterBreak="0">
+  <w:abstractNum w:abstractNumId="4" w15:restartNumberingAfterBreak="0">
     <w:nsid w:val="34C76A60"/>
     <w:multiLevelType w:val="multilevel"/>
     <w:tmpl w:val="522A8B46"/>
@@ -3461,7 +4341,7 @@
       </w:rPr>
     </w:lvl>
   </w:abstractNum>
-  <w:abstractNum w:abstractNumId="4" w15:restartNumberingAfterBreak="0">
+  <w:abstractNum w:abstractNumId="5" w15:restartNumberingAfterBreak="0">
     <w:nsid w:val="358F7522"/>
     <w:multiLevelType w:val="multilevel"/>
     <w:tmpl w:val="BBA2B3A0"/>
@@ -3610,7 +4490,156 @@
       </w:rPr>
     </w:lvl>
   </w:abstractNum>
-  <w:abstractNum w:abstractNumId="5" w15:restartNumberingAfterBreak="0">
+  <w:abstractNum w:abstractNumId="6" w15:restartNumberingAfterBreak="0">
+    <w:nsid w:val="3D5B7C96"/>
+    <w:multiLevelType w:val="multilevel"/>
+    <w:tmpl w:val="9A7AD9E0"/>
+    <w:lvl w:ilvl="0">
+      <w:start w:val="1"/>
+      <w:numFmt w:val="bullet"/>
+      <w:lvlText w:val=""/>
+      <w:lvlJc w:val="left"/>
+      <w:pPr>
+        <w:tabs>
+          <w:tab w:val="num" w:pos="720"/>
+        </w:tabs>
+        <w:ind w:left="720" w:hanging="360"/>
+      </w:pPr>
+      <w:rPr>
+        <w:rFonts w:ascii="Symbol" w:hAnsi="Symbol" w:hint="default"/>
+        <w:sz w:val="20"/>
+      </w:rPr>
+    </w:lvl>
+    <w:lvl w:ilvl="1" w:tentative="1">
+      <w:start w:val="1"/>
+      <w:numFmt w:val="bullet"/>
+      <w:lvlText w:val="o"/>
+      <w:lvlJc w:val="left"/>
+      <w:pPr>
+        <w:tabs>
+          <w:tab w:val="num" w:pos="1440"/>
+        </w:tabs>
+        <w:ind w:left="1440" w:hanging="360"/>
+      </w:pPr>
+      <w:rPr>
+        <w:rFonts w:ascii="Courier New" w:hAnsi="Courier New" w:hint="default"/>
+        <w:sz w:val="20"/>
+      </w:rPr>
+    </w:lvl>
+    <w:lvl w:ilvl="2" w:tentative="1">
+      <w:start w:val="1"/>
+      <w:numFmt w:val="bullet"/>
+      <w:lvlText w:val=""/>
+      <w:lvlJc w:val="left"/>
+      <w:pPr>
+        <w:tabs>
+          <w:tab w:val="num" w:pos="2160"/>
+        </w:tabs>
+        <w:ind w:left="2160" w:hanging="360"/>
+      </w:pPr>
+      <w:rPr>
+        <w:rFonts w:ascii="Wingdings" w:hAnsi="Wingdings" w:hint="default"/>
+        <w:sz w:val="20"/>
+      </w:rPr>
+    </w:lvl>
+    <w:lvl w:ilvl="3" w:tentative="1">
+      <w:start w:val="1"/>
+      <w:numFmt w:val="bullet"/>
+      <w:lvlText w:val=""/>
+      <w:lvlJc w:val="left"/>
+      <w:pPr>
+        <w:tabs>
+          <w:tab w:val="num" w:pos="2880"/>
+        </w:tabs>
+        <w:ind w:left="2880" w:hanging="360"/>
+      </w:pPr>
+      <w:rPr>
+        <w:rFonts w:ascii="Wingdings" w:hAnsi="Wingdings" w:hint="default"/>
+        <w:sz w:val="20"/>
+      </w:rPr>
+    </w:lvl>
+    <w:lvl w:ilvl="4" w:tentative="1">
+      <w:start w:val="1"/>
+      <w:numFmt w:val="bullet"/>
+      <w:lvlText w:val=""/>
+      <w:lvlJc w:val="left"/>
+      <w:pPr>
+        <w:tabs>
+          <w:tab w:val="num" w:pos="3600"/>
+        </w:tabs>
+        <w:ind w:left="3600" w:hanging="360"/>
+      </w:pPr>
+      <w:rPr>
+        <w:rFonts w:ascii="Wingdings" w:hAnsi="Wingdings" w:hint="default"/>
+        <w:sz w:val="20"/>
+      </w:rPr>
+    </w:lvl>
+    <w:lvl w:ilvl="5" w:tentative="1">
+      <w:start w:val="1"/>
+      <w:numFmt w:val="bullet"/>
+      <w:lvlText w:val=""/>
+      <w:lvlJc w:val="left"/>
+      <w:pPr>
+        <w:tabs>
+          <w:tab w:val="num" w:pos="4320"/>
+        </w:tabs>
+        <w:ind w:left="4320" w:hanging="360"/>
+      </w:pPr>
+      <w:rPr>
+        <w:rFonts w:ascii="Wingdings" w:hAnsi="Wingdings" w:hint="default"/>
+        <w:sz w:val="20"/>
+      </w:rPr>
+    </w:lvl>
+    <w:lvl w:ilvl="6" w:tentative="1">
+      <w:start w:val="1"/>
+      <w:numFmt w:val="bullet"/>
+      <w:lvlText w:val=""/>
+      <w:lvlJc w:val="left"/>
+      <w:pPr>
+        <w:tabs>
+          <w:tab w:val="num" w:pos="5040"/>
+        </w:tabs>
+        <w:ind w:left="5040" w:hanging="360"/>
+      </w:pPr>
+      <w:rPr>
+        <w:rFonts w:ascii="Wingdings" w:hAnsi="Wingdings" w:hint="default"/>
+        <w:sz w:val="20"/>
+      </w:rPr>
+    </w:lvl>
+    <w:lvl w:ilvl="7" w:tentative="1">
+      <w:start w:val="1"/>
+      <w:numFmt w:val="bullet"/>
+      <w:lvlText w:val=""/>
+      <w:lvlJc w:val="left"/>
+      <w:pPr>
+        <w:tabs>
+          <w:tab w:val="num" w:pos="5760"/>
+        </w:tabs>
+        <w:ind w:left="5760" w:hanging="360"/>
+      </w:pPr>
+      <w:rPr>
+        <w:rFonts w:ascii="Wingdings" w:hAnsi="Wingdings" w:hint="default"/>
+        <w:sz w:val="20"/>
+      </w:rPr>
+    </w:lvl>
+    <w:lvl w:ilvl="8" w:tentative="1">
+      <w:start w:val="1"/>
+      <w:numFmt w:val="bullet"/>
+      <w:lvlText w:val=""/>
+      <w:lvlJc w:val="left"/>
+      <w:pPr>
+        <w:tabs>
+          <w:tab w:val="num" w:pos="6480"/>
+        </w:tabs>
+        <w:ind w:left="6480" w:hanging="360"/>
+      </w:pPr>
+      <w:rPr>
+        <w:rFonts w:ascii="Wingdings" w:hAnsi="Wingdings" w:hint="default"/>
+        <w:sz w:val="20"/>
+      </w:rPr>
+    </w:lvl>
+  </w:abstractNum>
+  <w:abstractNum w:abstractNumId="7" w15:restartNumberingAfterBreak="0">
     <w:nsid w:val="4AEB69A5"/>
     <w:multiLevelType w:val="multilevel"/>
     <w:tmpl w:val="6DACCA74"/>
@@ -3723,7 +4752,7 @@
       </w:pPr>
     </w:lvl>
   </w:abstractNum>
-  <w:abstractNum w:abstractNumId="6" w15:restartNumberingAfterBreak="0">
+  <w:abstractNum w:abstractNumId="8" w15:restartNumberingAfterBreak="0">
     <w:nsid w:val="58D22F77"/>
     <w:multiLevelType w:val="multilevel"/>
     <w:tmpl w:val="476E9BAA"/>
@@ -3872,7 +4901,7 @@
       </w:rPr>
     </w:lvl>
   </w:abstractNum>
-  <w:abstractNum w:abstractNumId="7" w15:restartNumberingAfterBreak="0">
+  <w:abstractNum w:abstractNumId="9" w15:restartNumberingAfterBreak="0">
     <w:nsid w:val="64CD49C7"/>
     <w:multiLevelType w:val="multilevel"/>
     <w:tmpl w:val="2A48759A"/>
@@ -4021,7 +5050,7 @@
       </w:rPr>
     </w:lvl>
   </w:abstractNum>
-  <w:abstractNum w:abstractNumId="8" w15:restartNumberingAfterBreak="0">
+  <w:abstractNum w:abstractNumId="10" w15:restartNumberingAfterBreak="0">
     <w:nsid w:val="6F3807FD"/>
     <w:multiLevelType w:val="multilevel"/>
     <w:tmpl w:val="42FE73A8"/>
@@ -4170,7 +5199,7 @@
       </w:rPr>
     </w:lvl>
   </w:abstractNum>
-  <w:abstractNum w:abstractNumId="9" w15:restartNumberingAfterBreak="0">
+  <w:abstractNum w:abstractNumId="11" w15:restartNumberingAfterBreak="0">
     <w:nsid w:val="71273FF2"/>
     <w:multiLevelType w:val="multilevel"/>
     <w:tmpl w:val="C8EC95DC"/>
@@ -4191,6 +5220,155 @@
       </w:rPr>
     </w:lvl>
     <w:lvl w:ilvl="1">
+      <w:start w:val="1"/>
+      <w:numFmt w:val="bullet"/>
+      <w:lvlText w:val="o"/>
+      <w:lvlJc w:val="left"/>
+      <w:pPr>
+        <w:tabs>
+          <w:tab w:val="num" w:pos="1440"/>
+        </w:tabs>
+        <w:ind w:left="1440" w:hanging="360"/>
+      </w:pPr>
+      <w:rPr>
+        <w:rFonts w:ascii="Courier New" w:hAnsi="Courier New" w:hint="default"/>
+        <w:sz w:val="20"/>
+      </w:rPr>
+    </w:lvl>
+    <w:lvl w:ilvl="2" w:tentative="1">
+      <w:start w:val="1"/>
+      <w:numFmt w:val="bullet"/>
+      <w:lvlText w:val=""/>
+      <w:lvlJc w:val="left"/>
+      <w:pPr>
+        <w:tabs>
+          <w:tab w:val="num" w:pos="2160"/>
+        </w:tabs>
+        <w:ind w:left="2160" w:hanging="360"/>
+      </w:pPr>
+      <w:rPr>
+        <w:rFonts w:ascii="Wingdings" w:hAnsi="Wingdings" w:hint="default"/>
+        <w:sz w:val="20"/>
+      </w:rPr>
+    </w:lvl>
+    <w:lvl w:ilvl="3" w:tentative="1">
+      <w:start w:val="1"/>
+      <w:numFmt w:val="bullet"/>
+      <w:lvlText w:val=""/>
+      <w:lvlJc w:val="left"/>
+      <w:pPr>
+        <w:tabs>
+          <w:tab w:val="num" w:pos="2880"/>
+        </w:tabs>
+        <w:ind w:left="2880" w:hanging="360"/>
+      </w:pPr>
+      <w:rPr>
+        <w:rFonts w:ascii="Wingdings" w:hAnsi="Wingdings" w:hint="default"/>
+        <w:sz w:val="20"/>
+      </w:rPr>
+    </w:lvl>
+    <w:lvl w:ilvl="4" w:tentative="1">
+      <w:start w:val="1"/>
+      <w:numFmt w:val="bullet"/>
+      <w:lvlText w:val=""/>
+      <w:lvlJc w:val="left"/>
+      <w:pPr>
+        <w:tabs>
+          <w:tab w:val="num" w:pos="3600"/>
+        </w:tabs>
+        <w:ind w:left="3600" w:hanging="360"/>
+      </w:pPr>
+      <w:rPr>
+        <w:rFonts w:ascii="Wingdings" w:hAnsi="Wingdings" w:hint="default"/>
+        <w:sz w:val="20"/>
+      </w:rPr>
+    </w:lvl>
+    <w:lvl w:ilvl="5" w:tentative="1">
+      <w:start w:val="1"/>
+      <w:numFmt w:val="bullet"/>
+      <w:lvlText w:val=""/>
+      <w:lvlJc w:val="left"/>
+      <w:pPr>
+        <w:tabs>
+          <w:tab w:val="num" w:pos="4320"/>
+        </w:tabs>
+        <w:ind w:left="4320" w:hanging="360"/>
+      </w:pPr>
+      <w:rPr>
+        <w:rFonts w:ascii="Wingdings" w:hAnsi="Wingdings" w:hint="default"/>
+        <w:sz w:val="20"/>
+      </w:rPr>
+    </w:lvl>
+    <w:lvl w:ilvl="6" w:tentative="1">
+      <w:start w:val="1"/>
+      <w:numFmt w:val="bullet"/>
+      <w:lvlText w:val=""/>
+      <w:lvlJc w:val="left"/>
+      <w:pPr>
+        <w:tabs>
+          <w:tab w:val="num" w:pos="5040"/>
+        </w:tabs>
+        <w:ind w:left="5040" w:hanging="360"/>
+      </w:pPr>
+      <w:rPr>
+        <w:rFonts w:ascii="Wingdings" w:hAnsi="Wingdings" w:hint="default"/>
+        <w:sz w:val="20"/>
+      </w:rPr>
+    </w:lvl>
+    <w:lvl w:ilvl="7" w:tentative="1">
+      <w:start w:val="1"/>
+      <w:numFmt w:val="bullet"/>
+      <w:lvlText w:val=""/>
+      <w:lvlJc w:val="left"/>
+      <w:pPr>
+        <w:tabs>
+          <w:tab w:val="num" w:pos="5760"/>
+        </w:tabs>
+        <w:ind w:left="5760" w:hanging="360"/>
+      </w:pPr>
+      <w:rPr>
+        <w:rFonts w:ascii="Wingdings" w:hAnsi="Wingdings" w:hint="default"/>
+        <w:sz w:val="20"/>
+      </w:rPr>
+    </w:lvl>
+    <w:lvl w:ilvl="8" w:tentative="1">
+      <w:start w:val="1"/>
+      <w:numFmt w:val="bullet"/>
+      <w:lvlText w:val=""/>
+      <w:lvlJc w:val="left"/>
+      <w:pPr>
+        <w:tabs>
+          <w:tab w:val="num" w:pos="6480"/>
+        </w:tabs>
+        <w:ind w:left="6480" w:hanging="360"/>
+      </w:pPr>
+      <w:rPr>
+        <w:rFonts w:ascii="Wingdings" w:hAnsi="Wingdings" w:hint="default"/>
+        <w:sz w:val="20"/>
+      </w:rPr>
+    </w:lvl>
+  </w:abstractNum>
+  <w:abstractNum w:abstractNumId="12" w15:restartNumberingAfterBreak="0">
+    <w:nsid w:val="796E3810"/>
+    <w:multiLevelType w:val="multilevel"/>
+    <w:tmpl w:val="1EDAFFA2"/>
+    <w:lvl w:ilvl="0">
+      <w:start w:val="1"/>
+      <w:numFmt w:val="bullet"/>
+      <w:lvlText w:val=""/>
+      <w:lvlJc w:val="left"/>
+      <w:pPr>
+        <w:tabs>
+          <w:tab w:val="num" w:pos="720"/>
+        </w:tabs>
+        <w:ind w:left="720" w:hanging="360"/>
+      </w:pPr>
+      <w:rPr>
+        <w:rFonts w:ascii="Symbol" w:hAnsi="Symbol" w:hint="default"/>
+        <w:sz w:val="20"/>
+      </w:rPr>
+    </w:lvl>
+    <w:lvl w:ilvl="1" w:tentative="1">
       <w:start w:val="1"/>
       <w:numFmt w:val="bullet"/>
       <w:lvlText w:val="o"/>
@@ -4326,28 +5504,37 @@
     <w:abstractNumId w:val="1"/>
   </w:num>
   <w:num w:numId="3" w16cid:durableId="386955600">
+    <w:abstractNumId w:val="9"/>
+  </w:num>
+  <w:num w:numId="4" w16cid:durableId="433786721">
+    <w:abstractNumId w:val="3"/>
+  </w:num>
+  <w:num w:numId="5" w16cid:durableId="1043864510">
+    <w:abstractNumId w:val="4"/>
+  </w:num>
+  <w:num w:numId="6" w16cid:durableId="653490607">
+    <w:abstractNumId w:val="10"/>
+  </w:num>
+  <w:num w:numId="7" w16cid:durableId="1192568194">
+    <w:abstractNumId w:val="11"/>
+  </w:num>
+  <w:num w:numId="8" w16cid:durableId="944926292">
+    <w:abstractNumId w:val="5"/>
+  </w:num>
+  <w:num w:numId="9" w16cid:durableId="881938209">
     <w:abstractNumId w:val="7"/>
   </w:num>
-  <w:num w:numId="4" w16cid:durableId="433786721">
+  <w:num w:numId="10" w16cid:durableId="544097926">
+    <w:abstractNumId w:val="8"/>
+  </w:num>
+  <w:num w:numId="11" w16cid:durableId="184369437">
     <w:abstractNumId w:val="2"/>
   </w:num>
-  <w:num w:numId="5" w16cid:durableId="1043864510">
-    <w:abstractNumId w:val="3"/>
+  <w:num w:numId="12" w16cid:durableId="2041080354">
+    <w:abstractNumId w:val="6"/>
   </w:num>
-  <w:num w:numId="6" w16cid:durableId="653490607">
-    <w:abstractNumId w:val="8"/>
-  </w:num>
-  <w:num w:numId="7" w16cid:durableId="1192568194">
-    <w:abstractNumId w:val="9"/>
-  </w:num>
-  <w:num w:numId="8" w16cid:durableId="944926292">
-    <w:abstractNumId w:val="4"/>
-  </w:num>
-  <w:num w:numId="9" w16cid:durableId="881938209">
-    <w:abstractNumId w:val="5"/>
-  </w:num>
-  <w:num w:numId="10" w16cid:durableId="544097926">
-    <w:abstractNumId w:val="6"/>
+  <w:num w:numId="13" w16cid:durableId="1003582335">
+    <w:abstractNumId w:val="12"/>
   </w:num>
 </w:numbering>
 </file>
@@ -4955,7 +6142,6 @@
   <w:style w:type="character" w:default="1" w:styleId="DefaultParagraphFont">
     <w:name w:val="Default Paragraph Font"/>
     <w:uiPriority w:val="1"/>
-    <w:semiHidden/>
     <w:unhideWhenUsed/>
   </w:style>
   <w:style w:type="table" w:default="1" w:styleId="TableNormal">
